--- a/Documentation/GW4208BManual.docx
+++ b/Documentation/GW4208BManual.docx
@@ -88,6 +88,63 @@
       <w:pPr>
         <w:spacing w:after="0"/>
       </w:pPr>
+    </w:p>
+    <w:p>
+      <w:pPr>
+        <w:spacing w:after="0"/>
+      </w:pPr>
+    </w:p>
+    <w:p>
+      <w:pPr>
+        <w:spacing w:after="0"/>
+        <w:jc w:val="center"/>
+      </w:pPr>
+      <w:r>
+        <w:rPr>
+          <w:noProof/>
+        </w:rPr>
+        <w:drawing>
+          <wp:inline distT="0" distB="0" distL="0" distR="0" wp14:anchorId="4598621D" wp14:editId="03BD7533">
+            <wp:extent cx="4572000" cy="2688336"/>
+            <wp:effectExtent l="0" t="0" r="0" b="0"/>
+            <wp:docPr id="1" name="Picture 1" descr="A close-up of a circuit board&#10;&#10;Description automatically generated with medium confidence"/>
+            <wp:cNvGraphicFramePr>
+              <a:graphicFrameLocks xmlns:a="http://schemas.openxmlformats.org/drawingml/2006/main" noChangeAspect="1"/>
+            </wp:cNvGraphicFramePr>
+            <a:graphic xmlns:a="http://schemas.openxmlformats.org/drawingml/2006/main">
+              <a:graphicData uri="http://schemas.openxmlformats.org/drawingml/2006/picture">
+                <pic:pic xmlns:pic="http://schemas.openxmlformats.org/drawingml/2006/picture">
+                  <pic:nvPicPr>
+                    <pic:cNvPr id="1" name="FrontIsomTransparent.png"/>
+                    <pic:cNvPicPr/>
+                  </pic:nvPicPr>
+                  <pic:blipFill>
+                    <a:blip r:embed="rId6" cstate="print">
+                      <a:extLst>
+                        <a:ext uri="{28A0092B-C50C-407E-A947-70E740481C1C}">
+                          <a14:useLocalDpi xmlns:a14="http://schemas.microsoft.com/office/drawing/2010/main" val="0"/>
+                        </a:ext>
+                      </a:extLst>
+                    </a:blip>
+                    <a:stretch>
+                      <a:fillRect/>
+                    </a:stretch>
+                  </pic:blipFill>
+                  <pic:spPr>
+                    <a:xfrm>
+                      <a:off x="0" y="0"/>
+                      <a:ext cx="4572000" cy="2688336"/>
+                    </a:xfrm>
+                    <a:prstGeom prst="rect">
+                      <a:avLst/>
+                    </a:prstGeom>
+                  </pic:spPr>
+                </pic:pic>
+              </a:graphicData>
+            </a:graphic>
+          </wp:inline>
+        </w:drawing>
+      </w:r>
       <w:r>
         <w:br w:type="page"/>
       </w:r>
@@ -115,13 +172,7 @@
         <w:t>)</w:t>
       </w:r>
       <w:r>
-        <w:t xml:space="preserve"> RAM expansion card provides the Apple II, II+, and IIe with 128 kB of Language Card and Sa</w:t>
-      </w:r>
-      <w:r>
-        <w:tab/>
-      </w:r>
-      <w:r>
-        <w:t xml:space="preserve">turn-compatible expansion memory. </w:t>
+        <w:t xml:space="preserve"> RAM expansion card provides the Apple II, II+, and IIe with 128 kB of Language Card and Saturn-compatible expansion memory. </w:t>
       </w:r>
     </w:p>
     <w:p>
@@ -210,6 +261,11 @@
       </w:r>
     </w:p>
     <w:p>
+      <w:pPr>
+        <w:rPr>
+          <w:rStyle w:val="Hyperlink"/>
+        </w:rPr>
+      </w:pPr>
       <w:r>
         <w:t xml:space="preserve">RAM128’s </w:t>
       </w:r>
@@ -231,7 +287,7 @@
       <w:r>
         <w:t xml:space="preserve"> </w:t>
       </w:r>
-      <w:hyperlink r:id="rId6" w:history="1">
+      <w:hyperlink r:id="rId7" w:history="1">
         <w:r>
           <w:rPr>
             <w:rStyle w:val="Hyperlink"/>
@@ -245,120 +301,15 @@
         <w:pStyle w:val="Heading1"/>
       </w:pPr>
       <w:r>
-        <w:t>Compatibility Notes</w:t>
+        <w:t xml:space="preserve">Installation </w:t>
       </w:r>
     </w:p>
     <w:p>
-      <w:pPr>
-        <w:pStyle w:val="Heading2"/>
-      </w:pPr>
-      <w:r>
-        <w:t>Apple IIgs and Apple IIe compatibility</w:t>
-      </w:r>
-    </w:p>
-    <w:p>
-      <w:r>
-        <w:t xml:space="preserve">RAM128 is compatible with Apple II, II+, and, with some limitations, is compatible with Apple </w:t>
-      </w:r>
-      <w:r>
-        <w:t xml:space="preserve">IIe and </w:t>
-      </w:r>
-      <w:r>
-        <w:t>IIgs.</w:t>
-      </w:r>
-      <w:r>
-        <w:t xml:space="preserve"> </w:t>
-      </w:r>
-      <w:r>
-        <w:t xml:space="preserve">In the Apple II and II+, RAM128 is best used in </w:t>
-      </w:r>
-      <w:r>
-        <w:t>S</w:t>
-      </w:r>
-      <w:r>
-        <w:t>lot 0</w:t>
-      </w:r>
-      <w:r>
-        <w:t>, the position in which most applications expect Saturn and Language Card-type memory.</w:t>
-      </w:r>
-    </w:p>
-    <w:p>
-      <w:r>
-        <w:t>RAM128 is compatible with Apple IIe and IIgs with some limitations. Most applications for these machines do not utilize Saturn-type memory cards like the RAM128, and instead work with the RAM expansion slots native to these machines—auxiliary RAMWorks-type memory on the IIe, and expansion memory on the Apple IIgs. Nevertheless, RAM128 is</w:t>
-      </w:r>
-      <w:r>
-        <w:t xml:space="preserve"> somewhat</w:t>
-      </w:r>
-      <w:r>
-        <w:t xml:space="preserve"> compatible with </w:t>
-      </w:r>
-      <w:r>
-        <w:t xml:space="preserve">the </w:t>
-      </w:r>
-      <w:r>
-        <w:t>Apple IIe and Apple IIgs.</w:t>
-      </w:r>
-    </w:p>
-    <w:p>
-      <w:r>
-        <w:t xml:space="preserve">The Apple IIe has no </w:t>
-      </w:r>
-      <w:r>
-        <w:t>S</w:t>
-      </w:r>
-      <w:r>
-        <w:t xml:space="preserve">lot 0, and </w:t>
-      </w:r>
-      <w:r>
-        <w:t>instead has</w:t>
-      </w:r>
-      <w:r>
-        <w:t xml:space="preserve"> built-in language card memory. </w:t>
-      </w:r>
-      <w:r>
-        <w:t>Therefore, RAM128 must be installed in</w:t>
-      </w:r>
-      <w:r>
-        <w:t>to Slot 1-7</w:t>
-      </w:r>
-      <w:r>
-        <w:t xml:space="preserve">. In this configuration, RAM128 is </w:t>
-      </w:r>
-      <w:r>
-        <w:t>technically</w:t>
-      </w:r>
-      <w:r>
-        <w:t xml:space="preserve"> compatible with the Apple IIe</w:t>
-      </w:r>
-      <w:r>
-        <w:t xml:space="preserve">. However, </w:t>
-      </w:r>
-      <w:r>
-        <w:t xml:space="preserve">many applications written for the Apple II and II+ which utilize Saturn-type memory </w:t>
-      </w:r>
-      <w:r>
-        <w:t>are hard-coded to</w:t>
-      </w:r>
-      <w:r>
-        <w:t xml:space="preserve"> only</w:t>
-      </w:r>
-      <w:r>
-        <w:t xml:space="preserve"> look for Saturn memory in Slot 0.</w:t>
-      </w:r>
-      <w:r>
-        <w:t xml:space="preserve"> These applications will not be able to utilize the RAM128.</w:t>
-      </w:r>
-      <w:r>
-        <w:t xml:space="preserve"> </w:t>
-      </w:r>
-      <w:r>
-        <w:t>On the Apple IIgs, in addition to the caveats applicable to the Apple IIe</w:t>
-      </w:r>
-      <w:r>
-        <w:t>, RAM128</w:t>
-      </w:r>
-      <w:r>
-        <w:t xml:space="preserve"> is only usable in 1 MHz “slow” mode. With the IIgs set to 2.8 MHz “fast” mode or with an accelerator, the Apple IIgs will not be able to utilize the RAM128’s memory.</w:t>
+      <w:r>
+        <w:t>RAM128 must be installed into one of the Apple II’s seven or eight peripheral card slots. Ensure that RAM128 is inserted in the correct orientation, with the component side of the card facing away from the power supply. When installed in the correct orientation, the small notch on the card points toward the front of the Apple II machine.</w:t>
+      </w:r>
+      <w:r>
+        <w:br w:type="page"/>
       </w:r>
     </w:p>
     <w:p>
@@ -366,25 +317,241 @@
         <w:pStyle w:val="Heading1"/>
       </w:pPr>
       <w:r>
-        <w:t xml:space="preserve">Installation </w:t>
+        <w:lastRenderedPageBreak/>
+        <w:t>Compatibility</w:t>
+      </w:r>
+      <w:r>
+        <w:t xml:space="preserve"> Notes</w:t>
       </w:r>
     </w:p>
     <w:p>
-      <w:r>
-        <w:t xml:space="preserve">RAM128 must be installed into one of the Apple II’s eight or seven peripheral card slots. Ensure that RAM128 is inserted in the correct orientation, with the component side of the card facing away from the power supply. When installed </w:t>
-      </w:r>
-      <w:r>
-        <w:t>in the correct orientation</w:t>
-      </w:r>
-      <w:r>
-        <w:t xml:space="preserve">, the small notch on the card </w:t>
-      </w:r>
-      <w:r>
-        <w:t xml:space="preserve">points </w:t>
-      </w:r>
-      <w:r>
-        <w:t>toward the front of the Apple II machine.</w:t>
-      </w:r>
+      <w:pPr>
+        <w:pStyle w:val="Heading2"/>
+        <w:spacing w:before="0"/>
+      </w:pPr>
+      <w:r>
+        <w:t>Apple IIgs and Apple IIe compatibility</w:t>
+      </w:r>
+    </w:p>
+    <w:p>
+      <w:r>
+        <w:t xml:space="preserve">RAM128 is compatible with Apple II, II+, and, with some limitations, is compatible with Apple </w:t>
+      </w:r>
+      <w:r>
+        <w:t xml:space="preserve">IIe and </w:t>
+      </w:r>
+      <w:r>
+        <w:t>IIgs.</w:t>
+      </w:r>
+      <w:r>
+        <w:t xml:space="preserve"> </w:t>
+      </w:r>
+      <w:r>
+        <w:t xml:space="preserve">In the Apple II and II+, RAM128 is best used in </w:t>
+      </w:r>
+      <w:r>
+        <w:t>S</w:t>
+      </w:r>
+      <w:r>
+        <w:t>lot 0</w:t>
+      </w:r>
+      <w:r>
+        <w:t xml:space="preserve">, the </w:t>
+      </w:r>
+      <w:r>
+        <w:t>slot</w:t>
+      </w:r>
+      <w:r>
+        <w:t xml:space="preserve"> in which most applications expect</w:t>
+      </w:r>
+      <w:r>
+        <w:t xml:space="preserve"> to find</w:t>
+      </w:r>
+      <w:r>
+        <w:t xml:space="preserve"> Saturn </w:t>
+      </w:r>
+      <w:r>
+        <w:t>or</w:t>
+      </w:r>
+      <w:r>
+        <w:t xml:space="preserve"> Language Card-type memory.</w:t>
+      </w:r>
+    </w:p>
+    <w:p>
+      <w:r>
+        <w:t>RAM128 is compatible with Apple IIe and IIgs with some limitations. Most applications for these machines do not utilize Saturn-type memory cards like the RAM128, and instead work with the RAM expansion slots native to these machines—auxiliary RAMWorks-type memory on the IIe, and expansion memory on the Apple IIgs. Nevertheless, RAM128 is</w:t>
+      </w:r>
+      <w:r>
+        <w:t xml:space="preserve"> somewhat</w:t>
+      </w:r>
+      <w:r>
+        <w:t xml:space="preserve"> compatible with </w:t>
+      </w:r>
+      <w:r>
+        <w:t xml:space="preserve">the </w:t>
+      </w:r>
+      <w:r>
+        <w:t>Apple IIe and Apple IIgs.</w:t>
+      </w:r>
+    </w:p>
+    <w:p>
+      <w:r>
+        <w:t xml:space="preserve">The Apple IIe has no </w:t>
+      </w:r>
+      <w:r>
+        <w:t>S</w:t>
+      </w:r>
+      <w:r>
+        <w:t xml:space="preserve">lot 0, and </w:t>
+      </w:r>
+      <w:r>
+        <w:t>instead has</w:t>
+      </w:r>
+      <w:r>
+        <w:t xml:space="preserve"> built-in language card memory. </w:t>
+      </w:r>
+      <w:r>
+        <w:t>Therefore, RAM128 must be installed in</w:t>
+      </w:r>
+      <w:r>
+        <w:t>to Slot 1-7</w:t>
+      </w:r>
+      <w:r>
+        <w:t xml:space="preserve">. In this configuration, RAM128 is </w:t>
+      </w:r>
+      <w:r>
+        <w:t>technically</w:t>
+      </w:r>
+      <w:r>
+        <w:t xml:space="preserve"> compatible with the Apple IIe</w:t>
+      </w:r>
+      <w:r>
+        <w:t xml:space="preserve">. However, </w:t>
+      </w:r>
+      <w:r>
+        <w:t xml:space="preserve">many applications written for the Apple II and II+ which utilize Saturn-type memory </w:t>
+      </w:r>
+      <w:r>
+        <w:t>are hard-coded to</w:t>
+      </w:r>
+      <w:r>
+        <w:t xml:space="preserve"> only</w:t>
+      </w:r>
+      <w:r>
+        <w:t xml:space="preserve"> look for Saturn memory in Slot 0.</w:t>
+      </w:r>
+      <w:r>
+        <w:t xml:space="preserve"> These applications will not be able to utilize the RAM128.</w:t>
+      </w:r>
+      <w:r>
+        <w:t xml:space="preserve"> </w:t>
+      </w:r>
+      <w:r>
+        <w:t>On the Apple IIgs, in addition to the caveats applicable to the Apple IIe</w:t>
+      </w:r>
+      <w:r>
+        <w:t>, RAM128</w:t>
+      </w:r>
+      <w:r>
+        <w:t xml:space="preserve"> is only usable in 1 MHz “slow” mode. With the IIgs set to 2.8 MHz “fast” mode or with an accelerator, the Apple IIgs will not be able to utilize the RAM128’s memory.</w:t>
+      </w:r>
+    </w:p>
+    <w:p>
+      <w:pPr>
+        <w:pStyle w:val="Heading2"/>
+        <w:spacing w:before="0"/>
+      </w:pPr>
+      <w:r>
+        <w:rPr>
+          <w:noProof/>
+        </w:rPr>
+        <w:drawing>
+          <wp:anchor distT="0" distB="0" distL="114300" distR="114300" simplePos="0" relativeHeight="251658240" behindDoc="0" locked="0" layoutInCell="1" allowOverlap="1" wp14:anchorId="6CC8B0A3" wp14:editId="2066EFA6">
+            <wp:simplePos x="0" y="0"/>
+            <wp:positionH relativeFrom="column">
+              <wp:posOffset>3668395</wp:posOffset>
+            </wp:positionH>
+            <wp:positionV relativeFrom="paragraph">
+              <wp:posOffset>30258</wp:posOffset>
+            </wp:positionV>
+            <wp:extent cx="2724785" cy="2004695"/>
+            <wp:effectExtent l="0" t="0" r="5715" b="1905"/>
+            <wp:wrapSquare wrapText="bothSides"/>
+            <wp:docPr id="2" name="Picture 2" descr="A picture containing text, electronics, circuit&#10;&#10;Description automatically generated"/>
+            <wp:cNvGraphicFramePr>
+              <a:graphicFrameLocks xmlns:a="http://schemas.openxmlformats.org/drawingml/2006/main" noChangeAspect="1"/>
+            </wp:cNvGraphicFramePr>
+            <a:graphic xmlns:a="http://schemas.openxmlformats.org/drawingml/2006/main">
+              <a:graphicData uri="http://schemas.openxmlformats.org/drawingml/2006/picture">
+                <pic:pic xmlns:pic="http://schemas.openxmlformats.org/drawingml/2006/picture">
+                  <pic:nvPicPr>
+                    <pic:cNvPr id="2" name="SW1 Explanation.png"/>
+                    <pic:cNvPicPr/>
+                  </pic:nvPicPr>
+                  <pic:blipFill rotWithShape="1">
+                    <a:blip r:embed="rId8" cstate="print">
+                      <a:extLst>
+                        <a:ext uri="{28A0092B-C50C-407E-A947-70E740481C1C}">
+                          <a14:useLocalDpi xmlns:a14="http://schemas.microsoft.com/office/drawing/2010/main" val="0"/>
+                        </a:ext>
+                      </a:extLst>
+                    </a:blip>
+                    <a:srcRect r="54083" b="42512"/>
+                    <a:stretch/>
+                  </pic:blipFill>
+                  <pic:spPr bwMode="auto">
+                    <a:xfrm>
+                      <a:off x="0" y="0"/>
+                      <a:ext cx="2724785" cy="2004695"/>
+                    </a:xfrm>
+                    <a:prstGeom prst="rect">
+                      <a:avLst/>
+                    </a:prstGeom>
+                    <a:ln>
+                      <a:noFill/>
+                    </a:ln>
+                    <a:extLst>
+                      <a:ext uri="{53640926-AAD7-44D8-BBD7-CCE9431645EC}">
+                        <a14:shadowObscured xmlns:a14="http://schemas.microsoft.com/office/drawing/2010/main"/>
+                      </a:ext>
+                    </a:extLst>
+                  </pic:spPr>
+                </pic:pic>
+              </a:graphicData>
+            </a:graphic>
+            <wp14:sizeRelH relativeFrom="page">
+              <wp14:pctWidth>0</wp14:pctWidth>
+            </wp14:sizeRelH>
+            <wp14:sizeRelV relativeFrom="page">
+              <wp14:pctHeight>0</wp14:pctHeight>
+            </wp14:sizeRelV>
+          </wp:anchor>
+        </w:drawing>
+      </w:r>
+      <w:r>
+        <w:t>ROM-Sharing Protocol Support</w:t>
+      </w:r>
+    </w:p>
+    <w:p>
+      <w:r>
+        <w:t xml:space="preserve">The “B” revision of the RAM128 card (model number GW4208B) supports the so-called “ROM-sharing” protocol. This allows the RAM128 to coexist with an always-enabled ROM card such as the </w:t>
+      </w:r>
+      <w:proofErr w:type="spellStart"/>
+      <w:r>
+        <w:t>MultiROM</w:t>
+      </w:r>
+      <w:proofErr w:type="spellEnd"/>
+      <w:r>
+        <w:t>. By default, the ROM-sharing protocol is enabled, but this may cause issues in with DMA-enabled expansion cards. In general, an empty slot should be left between the RAM128 and any DMA-enabled peripheral card, otherwise the ROM-sharing protocol should be disabled. To disable the ROM-sharing functionality, the two DIP switches on the card should be set to the lower position (further away from the “ON” text).</w:t>
+      </w:r>
+      <w:r>
+        <w:t xml:space="preserve"> With both switches in the upper position, the ROM-sharing functionality is enabled.</w:t>
+      </w:r>
+    </w:p>
+    <w:p>
+      <w:pPr>
+        <w:spacing w:after="0"/>
+      </w:pPr>
       <w:r>
         <w:br w:type="page"/>
       </w:r>
@@ -603,13 +770,7 @@
                   <w:rPr>
                     <w:rFonts w:ascii="Cambria Math" w:hAnsi="Cambria Math"/>
                   </w:rPr>
-                  <m:t>42.672</m:t>
-                </m:r>
-                <m:r>
-                  <w:rPr>
-                    <w:rFonts w:ascii="Cambria Math" w:hAnsi="Cambria Math"/>
-                  </w:rPr>
-                  <m:t xml:space="preserve"> </m:t>
+                  <m:t xml:space="preserve">42.672 </m:t>
                 </m:r>
                 <m:r>
                   <m:rPr>
@@ -764,6 +925,9 @@
       </w:pPr>
       <w:r>
         <w:t>Electrical Specifications</w:t>
+      </w:r>
+      <w:r>
+        <w:t xml:space="preserve"> </w:t>
       </w:r>
     </w:p>
     <w:p>
@@ -2083,13 +2247,7 @@
                   <w:rPr>
                     <w:rFonts w:ascii="Cambria Math" w:eastAsia="Calibri" w:hAnsi="Cambria Math" w:cs="Times New Roman"/>
                   </w:rPr>
-                  <m:t>60</m:t>
-                </m:r>
-                <m:r>
-                  <w:rPr>
-                    <w:rFonts w:ascii="Cambria Math" w:eastAsia="Calibri" w:hAnsi="Cambria Math" w:cs="Times New Roman"/>
-                  </w:rPr>
-                  <m:t xml:space="preserve"> </m:t>
+                  <m:t xml:space="preserve">60 </m:t>
                 </m:r>
                 <m:r>
                   <m:rPr>
@@ -2216,26 +2374,14 @@
               <w:rPr>
                 <w:rFonts w:ascii="Calibri" w:eastAsia="Calibri" w:hAnsi="Calibri" w:cs="Times New Roman"/>
               </w:rPr>
-              <w:t>data</w:t>
-            </w:r>
-            <w:r>
-              <w:rPr>
-                <w:rFonts w:ascii="Calibri" w:eastAsia="Calibri" w:hAnsi="Calibri" w:cs="Times New Roman"/>
-              </w:rPr>
-              <w:t xml:space="preserve"> bus </w:t>
+              <w:t xml:space="preserve">data bus </w:t>
             </w:r>
             <w:proofErr w:type="gramStart"/>
             <w:r>
               <w:rPr>
                 <w:rFonts w:ascii="Calibri" w:eastAsia="Calibri" w:hAnsi="Calibri" w:cs="Times New Roman"/>
               </w:rPr>
-              <w:t>D</w:t>
-            </w:r>
-            <w:r>
-              <w:rPr>
-                <w:rFonts w:ascii="Calibri" w:eastAsia="Calibri" w:hAnsi="Calibri" w:cs="Times New Roman"/>
-              </w:rPr>
-              <w:t>[</w:t>
+              <w:t>D[</w:t>
             </w:r>
             <w:proofErr w:type="gramEnd"/>
             <w:r>
@@ -2449,16 +2595,7 @@
                   <w:rPr>
                     <w:rFonts w:ascii="Cambria Math" w:eastAsia="Calibri" w:hAnsi="Cambria Math" w:cs="Times New Roman"/>
                   </w:rPr>
-                  <m:t>2</m:t>
-                </m:r>
-                <m:r>
-                  <m:rPr>
-                    <m:sty m:val="p"/>
-                  </m:rPr>
-                  <w:rPr>
-                    <w:rFonts w:ascii="Cambria Math" w:eastAsia="Calibri" w:hAnsi="Cambria Math" w:cs="Times New Roman"/>
-                  </w:rPr>
-                  <m:t>0 mA</m:t>
+                  <m:t>20 mA</m:t>
                 </m:r>
               </m:oMath>
             </m:oMathPara>
@@ -2485,7 +2622,7 @@
       </w:r>
     </w:p>
     <w:sectPr>
-      <w:footerReference w:type="first" r:id="rId7"/>
+      <w:footerReference w:type="first" r:id="rId9"/>
       <w:pgSz w:w="12240" w:h="15840"/>
       <w:pgMar w:top="1440" w:right="1440" w:bottom="1440" w:left="1440" w:header="720" w:footer="720" w:gutter="0"/>
       <w:cols w:space="720"/>

--- a/Documentation/GW4208BManual.docx
+++ b/Documentation/GW4208BManual.docx
@@ -166,7 +166,10 @@
         <w:t>RAM128 (</w:t>
       </w:r>
       <w:r>
-        <w:t>GW4208A</w:t>
+        <w:t>GW4208</w:t>
+      </w:r>
+      <w:r>
+        <w:t>B</w:t>
       </w:r>
       <w:r>
         <w:t>)</w:t>

--- a/Documentation/GW4208BManual.docx
+++ b/Documentation/GW4208BManual.docx
@@ -320,7 +320,6 @@
         <w:pStyle w:val="Heading1"/>
       </w:pPr>
       <w:r>
-        <w:lastRenderedPageBreak/>
         <w:t>Compatibility</w:t>
       </w:r>
       <w:r>
@@ -564,7 +563,6 @@
         <w:pStyle w:val="Heading1"/>
       </w:pPr>
       <w:r>
-        <w:lastRenderedPageBreak/>
         <w:t>Technical Specifications</w:t>
       </w:r>
     </w:p>
@@ -707,7 +705,13 @@
                   <w:rPr>
                     <w:rFonts w:ascii="Cambria Math" w:hAnsi="Cambria Math"/>
                   </w:rPr>
-                  <m:t xml:space="preserve">35.687 </m:t>
+                  <m:t>42.672</m:t>
+                </m:r>
+                <m:r>
+                  <w:rPr>
+                    <w:rFonts w:ascii="Cambria Math" w:hAnsi="Cambria Math"/>
+                  </w:rPr>
+                  <m:t xml:space="preserve"> </m:t>
                 </m:r>
                 <m:r>
                   <m:rPr>
@@ -773,7 +777,13 @@
                   <w:rPr>
                     <w:rFonts w:ascii="Cambria Math" w:hAnsi="Cambria Math"/>
                   </w:rPr>
-                  <m:t xml:space="preserve">42.672 </m:t>
+                  <m:t>74.168</m:t>
+                </m:r>
+                <m:r>
+                  <w:rPr>
+                    <w:rFonts w:ascii="Cambria Math" w:hAnsi="Cambria Math"/>
+                  </w:rPr>
+                  <m:t xml:space="preserve"> </m:t>
                 </m:r>
                 <m:r>
                   <m:rPr>
@@ -2250,7 +2260,13 @@
                   <w:rPr>
                     <w:rFonts w:ascii="Cambria Math" w:eastAsia="Calibri" w:hAnsi="Cambria Math" w:cs="Times New Roman"/>
                   </w:rPr>
-                  <m:t xml:space="preserve">60 </m:t>
+                  <m:t>4</m:t>
+                </m:r>
+                <m:r>
+                  <w:rPr>
+                    <w:rFonts w:ascii="Cambria Math" w:eastAsia="Calibri" w:hAnsi="Cambria Math" w:cs="Times New Roman"/>
+                  </w:rPr>
+                  <m:t xml:space="preserve">0 </m:t>
                 </m:r>
                 <m:r>
                   <m:rPr>
@@ -2347,7 +2363,13 @@
                   <w:rPr>
                     <w:rFonts w:ascii="Cambria Math" w:eastAsia="Calibri" w:hAnsi="Cambria Math" w:cs="Times New Roman"/>
                   </w:rPr>
-                  <m:t xml:space="preserve">60 </m:t>
+                  <m:t>2</m:t>
+                </m:r>
+                <m:r>
+                  <w:rPr>
+                    <w:rFonts w:ascii="Cambria Math" w:eastAsia="Calibri" w:hAnsi="Cambria Math" w:cs="Times New Roman"/>
+                  </w:rPr>
+                  <m:t xml:space="preserve">0 </m:t>
                 </m:r>
                 <m:r>
                   <m:rPr>
@@ -2444,7 +2466,13 @@
                   <w:rPr>
                     <w:rFonts w:ascii="Cambria Math" w:eastAsia="Calibri" w:hAnsi="Cambria Math" w:cs="Times New Roman"/>
                   </w:rPr>
-                  <m:t xml:space="preserve">20 </m:t>
+                  <m:t>15</m:t>
+                </m:r>
+                <m:r>
+                  <w:rPr>
+                    <w:rFonts w:ascii="Cambria Math" w:eastAsia="Calibri" w:hAnsi="Cambria Math" w:cs="Times New Roman"/>
+                  </w:rPr>
+                  <m:t xml:space="preserve"> </m:t>
                 </m:r>
                 <m:r>
                   <m:rPr>

--- a/Documentation/GW4208BManual.docx
+++ b/Documentation/GW4208BManual.docx
@@ -273,13 +273,19 @@
         <w:t xml:space="preserve">RAM128’s </w:t>
       </w:r>
       <w:r>
-        <w:t xml:space="preserve">design is fully open-source. The schematics, board layouts, and </w:t>
-      </w:r>
-      <w:r>
-        <w:t>GAL</w:t>
-      </w:r>
-      <w:r>
-        <w:t xml:space="preserve"> firmware are all freely available for commercial and noncommercial use. To download the design files, visit the Garrett's Workshop GitHub pag</w:t>
+        <w:t>design is fully open-source. The schematics</w:t>
+      </w:r>
+      <w:r>
+        <w:t xml:space="preserve"> and</w:t>
+      </w:r>
+      <w:r>
+        <w:t xml:space="preserve"> board layouts</w:t>
+      </w:r>
+      <w:r>
+        <w:t xml:space="preserve"> </w:t>
+      </w:r>
+      <w:r>
+        <w:t>are all freely available for commercial and noncommercial use. To download the design files, visit the Garrett's Workshop GitHub pag</w:t>
       </w:r>
       <w:r>
         <w:t>e</w:t>
@@ -320,6 +326,7 @@
         <w:pStyle w:val="Heading1"/>
       </w:pPr>
       <w:r>
+        <w:lastRenderedPageBreak/>
         <w:t>Compatibility</w:t>
       </w:r>
       <w:r>
@@ -544,7 +551,25 @@
       </w:r>
       <w:proofErr w:type="spellEnd"/>
       <w:r>
-        <w:t>. By default, the ROM-sharing protocol is enabled, but this may cause issues in with DMA-enabled expansion cards. In general, an empty slot should be left between the RAM128 and any DMA-enabled peripheral card, otherwise the ROM-sharing protocol should be disabled. To disable the ROM-sharing functionality, the two DIP switches on the card should be set to the lower position (further away from the “ON” text).</w:t>
+        <w:t>. By default, the ROM-sharing protocol is enabled, but this may cause issues in with DMA-</w:t>
+      </w:r>
+      <w:r>
+        <w:t>capable</w:t>
+      </w:r>
+      <w:r>
+        <w:t xml:space="preserve"> </w:t>
+      </w:r>
+      <w:r>
+        <w:t>peripheral</w:t>
+      </w:r>
+      <w:r>
+        <w:t xml:space="preserve"> cards. In general, an empty slot should be left between the RAM128 and any DMA-</w:t>
+      </w:r>
+      <w:r>
+        <w:t>capable</w:t>
+      </w:r>
+      <w:r>
+        <w:t xml:space="preserve"> peripheral card, otherwise the ROM-sharing protocol should be disabled. To disable the ROM-sharing functionality, the two DIP switches on the card should be set to the lower position (further away from the “ON” text).</w:t>
       </w:r>
       <w:r>
         <w:t xml:space="preserve"> With both switches in the upper position, the ROM-sharing functionality is enabled.</w:t>
@@ -563,6 +588,7 @@
         <w:pStyle w:val="Heading1"/>
       </w:pPr>
       <w:r>
+        <w:lastRenderedPageBreak/>
         <w:t>Technical Specifications</w:t>
       </w:r>
     </w:p>
@@ -705,13 +731,7 @@
                   <w:rPr>
                     <w:rFonts w:ascii="Cambria Math" w:hAnsi="Cambria Math"/>
                   </w:rPr>
-                  <m:t>42.672</m:t>
-                </m:r>
-                <m:r>
-                  <w:rPr>
-                    <w:rFonts w:ascii="Cambria Math" w:hAnsi="Cambria Math"/>
-                  </w:rPr>
-                  <m:t xml:space="preserve"> </m:t>
+                  <m:t xml:space="preserve">42.672 </m:t>
                 </m:r>
                 <m:r>
                   <m:rPr>
@@ -777,13 +797,7 @@
                   <w:rPr>
                     <w:rFonts w:ascii="Cambria Math" w:hAnsi="Cambria Math"/>
                   </w:rPr>
-                  <m:t>74.168</m:t>
-                </m:r>
-                <m:r>
-                  <w:rPr>
-                    <w:rFonts w:ascii="Cambria Math" w:hAnsi="Cambria Math"/>
-                  </w:rPr>
-                  <m:t xml:space="preserve"> </m:t>
+                  <m:t xml:space="preserve">74.168 </m:t>
                 </m:r>
                 <m:r>
                   <m:rPr>
@@ -2260,13 +2274,7 @@
                   <w:rPr>
                     <w:rFonts w:ascii="Cambria Math" w:eastAsia="Calibri" w:hAnsi="Cambria Math" w:cs="Times New Roman"/>
                   </w:rPr>
-                  <m:t>4</m:t>
-                </m:r>
-                <m:r>
-                  <w:rPr>
-                    <w:rFonts w:ascii="Cambria Math" w:eastAsia="Calibri" w:hAnsi="Cambria Math" w:cs="Times New Roman"/>
-                  </w:rPr>
-                  <m:t xml:space="preserve">0 </m:t>
+                  <m:t xml:space="preserve">40 </m:t>
                 </m:r>
                 <m:r>
                   <m:rPr>
@@ -2363,13 +2371,7 @@
                   <w:rPr>
                     <w:rFonts w:ascii="Cambria Math" w:eastAsia="Calibri" w:hAnsi="Cambria Math" w:cs="Times New Roman"/>
                   </w:rPr>
-                  <m:t>2</m:t>
-                </m:r>
-                <m:r>
-                  <w:rPr>
-                    <w:rFonts w:ascii="Cambria Math" w:eastAsia="Calibri" w:hAnsi="Cambria Math" w:cs="Times New Roman"/>
-                  </w:rPr>
-                  <m:t xml:space="preserve">0 </m:t>
+                  <m:t xml:space="preserve">20 </m:t>
                 </m:r>
                 <m:r>
                   <m:rPr>
@@ -2466,13 +2468,7 @@
                   <w:rPr>
                     <w:rFonts w:ascii="Cambria Math" w:eastAsia="Calibri" w:hAnsi="Cambria Math" w:cs="Times New Roman"/>
                   </w:rPr>
-                  <m:t>15</m:t>
-                </m:r>
-                <m:r>
-                  <w:rPr>
-                    <w:rFonts w:ascii="Cambria Math" w:eastAsia="Calibri" w:hAnsi="Cambria Math" w:cs="Times New Roman"/>
-                  </w:rPr>
-                  <m:t xml:space="preserve"> </m:t>
+                  <m:t xml:space="preserve">15 </m:t>
                 </m:r>
                 <m:r>
                   <m:rPr>

--- a/Documentation/GW4208BManual.docx
+++ b/Documentation/GW4208BManual.docx
@@ -551,7 +551,7 @@
       </w:r>
       <w:proofErr w:type="spellEnd"/>
       <w:r>
-        <w:t>. By default, the ROM-sharing protocol is enabled, but this may cause issues in with DMA-</w:t>
+        <w:t>. By default, the ROM-sharing protocol is enabled, but this may cause issues with DMA-</w:t>
       </w:r>
       <w:r>
         <w:t>capable</w:t>
